--- a/Session 4 - Systematic Review/Deliverable_04_Systematic Review_ESP.docx
+++ b/Session 4 - Systematic Review/Deliverable_04_Systematic Review_ESP.docx
@@ -1,6 +1,6 @@
 
 <file path=word/document.xml><?xml version="1.0" encoding="utf-8"?>
-<w:document xmlns:wpc="http://schemas.microsoft.com/office/word/2010/wordprocessingCanvas" xmlns:cx="http://schemas.microsoft.com/office/drawing/2014/chartex" xmlns:mc="http://schemas.openxmlformats.org/markup-compatibility/2006" xmlns:o="urn:schemas-microsoft-com:office:office" xmlns:r="http://schemas.openxmlformats.org/officeDocument/2006/relationships" xmlns:m="http://schemas.openxmlformats.org/officeDocument/2006/math" xmlns:v="urn:schemas-microsoft-com:vml" xmlns:wp14="http://schemas.microsoft.com/office/word/2010/wordprocessingDrawing" xmlns:wp="http://schemas.openxmlformats.org/drawingml/2006/wordprocessingDrawing" xmlns:w10="urn:schemas-microsoft-com:office:word" xmlns:w="http://schemas.openxmlformats.org/wordprocessingml/2006/main" xmlns:w14="http://schemas.microsoft.com/office/word/2010/wordml" xmlns:w15="http://schemas.microsoft.com/office/word/2012/wordml" xmlns:w16se="http://schemas.microsoft.com/office/word/2015/wordml/symex" xmlns:wpg="http://schemas.microsoft.com/office/word/2010/wordprocessingGroup" xmlns:wpi="http://schemas.microsoft.com/office/word/2010/wordprocessingInk" xmlns:wne="http://schemas.microsoft.com/office/word/2006/wordml" xmlns:wps="http://schemas.microsoft.com/office/word/2010/wordprocessingShape" mc:Ignorable="w14 w15 w16se wp14">
+<w:document xmlns:wpc="http://schemas.microsoft.com/office/word/2010/wordprocessingCanvas" xmlns:cx="http://schemas.microsoft.com/office/drawing/2014/chartex" xmlns:cx1="http://schemas.microsoft.com/office/drawing/2015/9/8/chartex" xmlns:cx2="http://schemas.microsoft.com/office/drawing/2015/10/21/chartex" xmlns:cx3="http://schemas.microsoft.com/office/drawing/2016/5/9/chartex" xmlns:cx4="http://schemas.microsoft.com/office/drawing/2016/5/10/chartex" xmlns:cx5="http://schemas.microsoft.com/office/drawing/2016/5/11/chartex" xmlns:cx6="http://schemas.microsoft.com/office/drawing/2016/5/12/chartex" xmlns:cx7="http://schemas.microsoft.com/office/drawing/2016/5/13/chartex" xmlns:cx8="http://schemas.microsoft.com/office/drawing/2016/5/14/chartex" xmlns:mc="http://schemas.openxmlformats.org/markup-compatibility/2006" xmlns:aink="http://schemas.microsoft.com/office/drawing/2016/ink" xmlns:am3d="http://schemas.microsoft.com/office/drawing/2017/model3d" xmlns:o="urn:schemas-microsoft-com:office:office" xmlns:r="http://schemas.openxmlformats.org/officeDocument/2006/relationships" xmlns:m="http://schemas.openxmlformats.org/officeDocument/2006/math" xmlns:v="urn:schemas-microsoft-com:vml" xmlns:wp14="http://schemas.microsoft.com/office/word/2010/wordprocessingDrawing" xmlns:wp="http://schemas.openxmlformats.org/drawingml/2006/wordprocessingDrawing" xmlns:w10="urn:schemas-microsoft-com:office:word" xmlns:w="http://schemas.openxmlformats.org/wordprocessingml/2006/main" xmlns:w14="http://schemas.microsoft.com/office/word/2010/wordml" xmlns:w15="http://schemas.microsoft.com/office/word/2012/wordml" xmlns:w16cid="http://schemas.microsoft.com/office/word/2016/wordml/cid" xmlns:w16se="http://schemas.microsoft.com/office/word/2015/wordml/symex" xmlns:wpg="http://schemas.microsoft.com/office/word/2010/wordprocessingGroup" xmlns:wpi="http://schemas.microsoft.com/office/word/2010/wordprocessingInk" xmlns:wne="http://schemas.microsoft.com/office/word/2006/wordml" xmlns:wps="http://schemas.microsoft.com/office/word/2010/wordprocessingShape" mc:Ignorable="w14 w15 w16se w16cid wp14">
   <w:body>
     <w:p>
       <w:pPr>
@@ -634,25 +634,7 @@
           <w:b/>
           <w:sz w:val="27"/>
         </w:rPr>
-        <w:t xml:space="preserve">Félix </w:t>
-      </w:r>
-      <w:proofErr w:type="spellStart"/>
-      <w:r>
-        <w:rPr>
-          <w:rFonts w:ascii="Times New Roman" w:hAnsi="Times New Roman" w:cs="Times New Roman"/>
-          <w:b/>
-          <w:sz w:val="27"/>
-        </w:rPr>
-        <w:t>Richar</w:t>
-      </w:r>
-      <w:proofErr w:type="spellEnd"/>
-      <w:r>
-        <w:rPr>
-          <w:rFonts w:ascii="Times New Roman" w:hAnsi="Times New Roman" w:cs="Times New Roman"/>
-          <w:b/>
-          <w:sz w:val="27"/>
-        </w:rPr>
-        <w:t xml:space="preserve"> Mendoza Pumacahua</w:t>
+        <w:t>Félix Richar Mendoza Pumacahua</w:t>
       </w:r>
     </w:p>
     <w:p>
@@ -1026,13 +1008,7 @@
         <w:rPr>
           <w:rFonts w:ascii="Times New Roman" w:eastAsia="Times New Roman" w:hAnsi="Times New Roman"/>
         </w:rPr>
-        <w:t xml:space="preserve"> (LLM, agentes, sistemas multi</w:t>
-      </w:r>
-      <w:r>
-        <w:rPr>
-          <w:rFonts w:ascii="Times New Roman" w:eastAsia="Times New Roman" w:hAnsi="Times New Roman"/>
-        </w:rPr>
-        <w:t xml:space="preserve">agente) en el </w:t>
+        <w:t xml:space="preserve"> (LLM, agentes, sistemas multiagente) en el </w:t>
       </w:r>
       <w:r>
         <w:rPr>
@@ -1058,13 +1034,7 @@
         <w:rPr>
           <w:rFonts w:ascii="Times New Roman" w:eastAsia="Times New Roman" w:hAnsi="Times New Roman"/>
         </w:rPr>
-        <w:t xml:space="preserve"> lo hacen. Pregunta guía: ¿qué arquitecturas y mecanismos de gobernanza se han propuesto para asegurar el cumplimiento cuando se usa IA generativa/agéntica</w:t>
-      </w:r>
-      <w:r>
-        <w:rPr>
-          <w:rFonts w:ascii="Times New Roman" w:eastAsia="Times New Roman" w:hAnsi="Times New Roman"/>
-        </w:rPr>
-        <w:t xml:space="preserve"> en el ciclo de vida de desarrollo de software, y con qué nivel de validación empírica?</w:t>
+        <w:t xml:space="preserve"> lo hacen. Pregunta guía: ¿qué arquitecturas y mecanismos de gobernanza se han propuesto para asegurar el cumplimiento cuando se usa IA generativa/agéntica en el ciclo de vida de desarrollo de software, y con qué nivel de validación empírica?</w:t>
       </w:r>
     </w:p>
     <w:p>
@@ -1076,13 +1046,7 @@
         <w:rPr>
           <w:rFonts w:ascii="Times New Roman" w:eastAsia="Times New Roman" w:hAnsi="Times New Roman"/>
         </w:rPr>
-        <w:t>La pregunta se alinea con el problema doctoral de gobernar el uso de IA en el desarrollo de soluciones sobre una arquitectura de referencia institucional (caso de aplic</w:t>
-      </w:r>
-      <w:r>
-        <w:rPr>
-          <w:rFonts w:ascii="Times New Roman" w:eastAsia="Times New Roman" w:hAnsi="Times New Roman"/>
-        </w:rPr>
-        <w:t>ación: el SIIP de la ONP, cuya Arquitectura de Referencia exige una Evaluación de Conformidad Arquitectónica antes de iniciar el desarrollo e incluye explícitamente las soluciones de inteligencia artificial en su alcance).</w:t>
+        <w:t>La pregunta se alinea con el problema doctoral de gobernar el uso de IA en el desarrollo de soluciones sobre una arquitectura de referencia institucional (caso de aplicación: el SIIP de la ONP, cuya Arquitectura de Referencia exige una Evaluación de Conformidad Arquitectónica antes de iniciar el desarrollo e incluye explícitamente las soluciones de inteligencia artificial en su alcance).</w:t>
       </w:r>
     </w:p>
     <w:p>
@@ -1108,14 +1072,7 @@
           <w:rFonts w:ascii="Times New Roman" w:eastAsia="Times New Roman" w:hAnsi="Times New Roman"/>
           <w:b/>
         </w:rPr>
-        <w:t>Base de da</w:t>
-      </w:r>
-      <w:r>
-        <w:rPr>
-          <w:rFonts w:ascii="Times New Roman" w:eastAsia="Times New Roman" w:hAnsi="Times New Roman"/>
-          <w:b/>
-        </w:rPr>
-        <w:t>tos:</w:t>
+        <w:t>Base de datos:</w:t>
       </w:r>
       <w:r>
         <w:rPr>
@@ -1160,7 +1117,21 @@
         <w:rPr>
           <w:rFonts w:ascii="Times New Roman" w:eastAsia="Times New Roman" w:hAnsi="Times New Roman"/>
         </w:rPr>
-        <w:t xml:space="preserve"> [completar con la fecha de tu consulta].</w:t>
+        <w:t xml:space="preserve"> </w:t>
+      </w:r>
+      <w:bookmarkStart w:id="0" w:name="_GoBack"/>
+      <w:r>
+        <w:rPr>
+          <w:rFonts w:ascii="Times New Roman" w:eastAsia="Times New Roman" w:hAnsi="Times New Roman"/>
+        </w:rPr>
+        <w:t>setiembre de 2026</w:t>
+      </w:r>
+      <w:bookmarkEnd w:id="0"/>
+      <w:r>
+        <w:rPr>
+          <w:rFonts w:ascii="Times New Roman" w:eastAsia="Times New Roman" w:hAnsi="Times New Roman"/>
+        </w:rPr>
+        <w:t>.</w:t>
       </w:r>
     </w:p>
     <w:p>
@@ -1177,25 +1148,25 @@
           <w:sz w:val="17"/>
           <w:lang w:val="en-US"/>
         </w:rPr>
-        <w:t>TITLE-ABS-</w:t>
-      </w:r>
-      <w:proofErr w:type="gramStart"/>
+        <w:t xml:space="preserve">TITLE-ABS-KEY(("generative AI" OR </w:t>
+      </w:r>
+      <w:proofErr w:type="spellStart"/>
       <w:r>
         <w:rPr>
           <w:rFonts w:ascii="Consolas" w:eastAsia="Times New Roman" w:hAnsi="Consolas"/>
           <w:sz w:val="17"/>
           <w:lang w:val="en-US"/>
         </w:rPr>
-        <w:t>KEY(</w:t>
-      </w:r>
-      <w:proofErr w:type="gramEnd"/>
+        <w:t>genAI</w:t>
+      </w:r>
+      <w:proofErr w:type="spellEnd"/>
       <w:r>
         <w:rPr>
           <w:rFonts w:ascii="Consolas" w:eastAsia="Times New Roman" w:hAnsi="Consolas"/>
           <w:sz w:val="17"/>
           <w:lang w:val="en-US"/>
         </w:rPr>
-        <w:t xml:space="preserve">("generative AI" OR </w:t>
+        <w:t xml:space="preserve"> OR "large language model*" OR LLM* OR "agentic AI" OR "AI agent*" OR "LLM agent*" OR "multi-agent") AND ("reference architecture*" OR "enterprise architecture" OR "architectural framework*" OR TOGAF OR ArchiMate) AND ("software development" OR "software engineering" OR "code generation" OR SDLC) AND (</w:t>
       </w:r>
       <w:proofErr w:type="spellStart"/>
       <w:r>
@@ -1204,7 +1175,7 @@
           <w:sz w:val="17"/>
           <w:lang w:val="en-US"/>
         </w:rPr>
-        <w:t>genAI</w:t>
+        <w:t>complian</w:t>
       </w:r>
       <w:proofErr w:type="spellEnd"/>
       <w:r>
@@ -1213,112 +1184,60 @@
           <w:sz w:val="17"/>
           <w:lang w:val="en-US"/>
         </w:rPr>
-        <w:t xml:space="preserve"> OR "large language model*" OR LLM* OR "agentic AI" OR "AI ag</w:t>
-      </w:r>
+        <w:t xml:space="preserve">* OR </w:t>
+      </w:r>
+      <w:proofErr w:type="spellStart"/>
       <w:r>
         <w:rPr>
           <w:rFonts w:ascii="Consolas" w:eastAsia="Times New Roman" w:hAnsi="Consolas"/>
           <w:sz w:val="17"/>
           <w:lang w:val="en-US"/>
         </w:rPr>
-        <w:t xml:space="preserve">ent*" OR "LLM agent*" OR "multi-agent") AND ("reference architecture*" OR "enterprise architecture" OR "architectural framework*" OR TOGAF OR </w:t>
-      </w:r>
-      <w:proofErr w:type="spellStart"/>
+        <w:t>regulat</w:t>
+      </w:r>
+      <w:proofErr w:type="spellEnd"/>
       <w:r>
         <w:rPr>
           <w:rFonts w:ascii="Consolas" w:eastAsia="Times New Roman" w:hAnsi="Consolas"/>
           <w:sz w:val="17"/>
           <w:lang w:val="en-US"/>
         </w:rPr>
-        <w:t>ArchiMate</w:t>
-      </w:r>
-      <w:proofErr w:type="spellEnd"/>
+        <w:t xml:space="preserve">* OR </w:t>
+      </w:r>
+      <w:proofErr w:type="spellStart"/>
       <w:r>
         <w:rPr>
           <w:rFonts w:ascii="Consolas" w:eastAsia="Times New Roman" w:hAnsi="Consolas"/>
           <w:sz w:val="17"/>
           <w:lang w:val="en-US"/>
         </w:rPr>
-        <w:t>) AND ("software development" OR "software engineering" OR "code generation" OR SDLC) AND (</w:t>
-      </w:r>
-      <w:proofErr w:type="spellStart"/>
+        <w:t>verif</w:t>
+      </w:r>
+      <w:proofErr w:type="spellEnd"/>
       <w:r>
         <w:rPr>
           <w:rFonts w:ascii="Consolas" w:eastAsia="Times New Roman" w:hAnsi="Consolas"/>
           <w:sz w:val="17"/>
           <w:lang w:val="en-US"/>
         </w:rPr>
-        <w:t>complian</w:t>
-      </w:r>
-      <w:proofErr w:type="spellEnd"/>
+        <w:t xml:space="preserve">* OR </w:t>
+      </w:r>
+      <w:proofErr w:type="spellStart"/>
       <w:r>
         <w:rPr>
           <w:rFonts w:ascii="Consolas" w:eastAsia="Times New Roman" w:hAnsi="Consolas"/>
           <w:sz w:val="17"/>
           <w:lang w:val="en-US"/>
         </w:rPr>
-        <w:t xml:space="preserve">* OR </w:t>
-      </w:r>
-      <w:proofErr w:type="spellStart"/>
+        <w:t>validat</w:t>
+      </w:r>
+      <w:proofErr w:type="spellEnd"/>
       <w:r>
         <w:rPr>
           <w:rFonts w:ascii="Consolas" w:eastAsia="Times New Roman" w:hAnsi="Consolas"/>
           <w:sz w:val="17"/>
           <w:lang w:val="en-US"/>
         </w:rPr>
-        <w:t>r</w:t>
-      </w:r>
-      <w:r>
-        <w:rPr>
-          <w:rFonts w:ascii="Consolas" w:eastAsia="Times New Roman" w:hAnsi="Consolas"/>
-          <w:sz w:val="17"/>
-          <w:lang w:val="en-US"/>
-        </w:rPr>
-        <w:t>egulat</w:t>
-      </w:r>
-      <w:proofErr w:type="spellEnd"/>
-      <w:r>
-        <w:rPr>
-          <w:rFonts w:ascii="Consolas" w:eastAsia="Times New Roman" w:hAnsi="Consolas"/>
-          <w:sz w:val="17"/>
-          <w:lang w:val="en-US"/>
-        </w:rPr>
-        <w:t xml:space="preserve">* OR </w:t>
-      </w:r>
-      <w:proofErr w:type="spellStart"/>
-      <w:r>
-        <w:rPr>
-          <w:rFonts w:ascii="Consolas" w:eastAsia="Times New Roman" w:hAnsi="Consolas"/>
-          <w:sz w:val="17"/>
-          <w:lang w:val="en-US"/>
-        </w:rPr>
-        <w:t>verif</w:t>
-      </w:r>
-      <w:proofErr w:type="spellEnd"/>
-      <w:r>
-        <w:rPr>
-          <w:rFonts w:ascii="Consolas" w:eastAsia="Times New Roman" w:hAnsi="Consolas"/>
-          <w:sz w:val="17"/>
-          <w:lang w:val="en-US"/>
-        </w:rPr>
-        <w:t xml:space="preserve">* OR </w:t>
-      </w:r>
-      <w:proofErr w:type="spellStart"/>
-      <w:r>
-        <w:rPr>
-          <w:rFonts w:ascii="Consolas" w:eastAsia="Times New Roman" w:hAnsi="Consolas"/>
-          <w:sz w:val="17"/>
-          <w:lang w:val="en-US"/>
-        </w:rPr>
-        <w:t>validat</w:t>
-      </w:r>
-      <w:proofErr w:type="spellEnd"/>
-      <w:r>
-        <w:rPr>
-          <w:rFonts w:ascii="Consolas" w:eastAsia="Times New Roman" w:hAnsi="Consolas"/>
-          <w:sz w:val="17"/>
-          <w:lang w:val="en-US"/>
-        </w:rPr>
         <w:t>* OR governance)) AND PUBYEAR &gt; 2021</w:t>
       </w:r>
     </w:p>
@@ -1331,13 +1250,7 @@
         <w:rPr>
           <w:rFonts w:ascii="Times New Roman" w:eastAsia="Times New Roman" w:hAnsi="Times New Roman"/>
         </w:rPr>
-        <w:t>La cadena combina cuatro bloques conceptuales (IA generativa/agéntica · arquitectura de referencia/empresarial · desarrollo de software · cumplimiento/gobernanza) unidos con AND; los sinónimo</w:t>
-      </w:r>
-      <w:r>
-        <w:rPr>
-          <w:rFonts w:ascii="Times New Roman" w:eastAsia="Times New Roman" w:hAnsi="Times New Roman"/>
-        </w:rPr>
-        <w:t>s de cada bloque se unen con OR y se usan comodines para cubrir variantes morfológicas.</w:t>
+        <w:t>La cadena combina cuatro bloques conceptuales (IA generativa/agéntica · arquitectura de referencia/empresarial · desarrollo de software · cumplimiento/gobernanza) unidos con AND; los sinónimos de cada bloque se unen con OR y se usan comodines para cubrir variantes morfológicas.</w:t>
       </w:r>
     </w:p>
     <w:p>
@@ -1455,14 +1368,19 @@
                 <w:rFonts w:ascii="Times New Roman" w:eastAsia="Times New Roman" w:hAnsi="Times New Roman"/>
                 <w:sz w:val="18"/>
               </w:rPr>
-              <w:t xml:space="preserve">CI2. Propone, evalúa o discute una </w:t>
-            </w:r>
+              <w:t>CI2. Propone, evalúa o discute una arquitectura de referencia, arquitectura empresarial, framework o patrones arquitectónicos.</w:t>
+            </w:r>
+          </w:p>
+          <w:p>
+            <w:pPr>
+              <w:spacing w:after="40"/>
+            </w:pPr>
             <w:r>
               <w:rPr>
                 <w:rFonts w:ascii="Times New Roman" w:eastAsia="Times New Roman" w:hAnsi="Times New Roman"/>
                 <w:sz w:val="18"/>
               </w:rPr>
-              <w:t>arquitectura de referencia, arquitectura empresarial, framework o patrones arquitectónicos.</w:t>
+              <w:t>CI3. Se ubica en ingeniería de software / SDLC o en la integración empresarial de estos sistemas.</w:t>
             </w:r>
           </w:p>
           <w:p>
@@ -1474,7 +1392,7 @@
                 <w:rFonts w:ascii="Times New Roman" w:eastAsia="Times New Roman" w:hAnsi="Times New Roman"/>
                 <w:sz w:val="18"/>
               </w:rPr>
-              <w:t>CI3. Se ubica en ingeniería de software / SDLC o en la integración empresarial de estos sistemas.</w:t>
+              <w:t>CI4. Trata cumplimiento, verificación, seguridad o gobernanza.</w:t>
             </w:r>
           </w:p>
           <w:p>
@@ -1486,26 +1404,7 @@
                 <w:rFonts w:ascii="Times New Roman" w:eastAsia="Times New Roman" w:hAnsi="Times New Roman"/>
                 <w:sz w:val="18"/>
               </w:rPr>
-              <w:t>CI4. Trata cumplimiento, verificación, seguridad o gobernanza.</w:t>
-            </w:r>
-          </w:p>
-          <w:p>
-            <w:pPr>
-              <w:spacing w:after="40"/>
-            </w:pPr>
-            <w:r>
-              <w:rPr>
-                <w:rFonts w:ascii="Times New Roman" w:eastAsia="Times New Roman" w:hAnsi="Times New Roman"/>
-                <w:sz w:val="18"/>
-              </w:rPr>
-              <w:t>CI5</w:t>
-            </w:r>
-            <w:r>
-              <w:rPr>
-                <w:rFonts w:ascii="Times New Roman" w:eastAsia="Times New Roman" w:hAnsi="Times New Roman"/>
-                <w:sz w:val="18"/>
-              </w:rPr>
-              <w:t>. Publicado entre 2022 y 2026, revisado por pares (artículo o conferencia).</w:t>
+              <w:t>CI5. Publicado entre 2022 y 2026, revisado por pares (artículo o conferencia).</w:t>
             </w:r>
           </w:p>
         </w:tc>
@@ -1558,14 +1457,7 @@
                 <w:rFonts w:ascii="Times New Roman" w:eastAsia="Times New Roman" w:hAnsi="Times New Roman"/>
                 <w:sz w:val="18"/>
               </w:rPr>
-              <w:t>C</w:t>
-            </w:r>
-            <w:r>
-              <w:rPr>
-                <w:rFonts w:ascii="Times New Roman" w:eastAsia="Times New Roman" w:hAnsi="Times New Roman"/>
-                <w:sz w:val="18"/>
-              </w:rPr>
-              <w:t>E4. Idioma distinto del inglés o español.</w:t>
+              <w:t>CE4. Idioma distinto del inglés o español.</w:t>
             </w:r>
           </w:p>
           <w:p>
@@ -1614,14 +1506,7 @@
           <w:rFonts w:ascii="Times New Roman" w:eastAsia="Times New Roman" w:hAnsi="Times New Roman"/>
           <w:b/>
         </w:rPr>
-        <w:t xml:space="preserve">10 primeros registros del listado en el orden por defecto de </w:t>
-      </w:r>
-      <w:r>
-        <w:rPr>
-          <w:rFonts w:ascii="Times New Roman" w:eastAsia="Times New Roman" w:hAnsi="Times New Roman"/>
-          <w:b/>
-        </w:rPr>
-        <w:t>Scopus</w:t>
+        <w:t>10 primeros registros del listado en el orden por defecto de Scopus</w:t>
       </w:r>
       <w:r>
         <w:rPr>
@@ -1951,7 +1836,23 @@
                 <w:rFonts w:ascii="Times New Roman" w:eastAsia="Times New Roman" w:hAnsi="Times New Roman"/>
                 <w:sz w:val="17"/>
               </w:rPr>
-              <w:t xml:space="preserve"> of </w:t>
+              <w:t xml:space="preserve"> </w:t>
+            </w:r>
+            <w:proofErr w:type="spellStart"/>
+            <w:r>
+              <w:rPr>
+                <w:rFonts w:ascii="Times New Roman" w:eastAsia="Times New Roman" w:hAnsi="Times New Roman"/>
+                <w:sz w:val="17"/>
+              </w:rPr>
+              <w:t>of</w:t>
+            </w:r>
+            <w:proofErr w:type="spellEnd"/>
+            <w:r>
+              <w:rPr>
+                <w:rFonts w:ascii="Times New Roman" w:eastAsia="Times New Roman" w:hAnsi="Times New Roman"/>
+                <w:sz w:val="17"/>
+              </w:rPr>
+              <w:t xml:space="preserve"> </w:t>
             </w:r>
             <w:proofErr w:type="spellStart"/>
             <w:r>
@@ -2035,25 +1936,7 @@
                 <w:sz w:val="17"/>
                 <w:lang w:val="en-US"/>
               </w:rPr>
-              <w:t xml:space="preserve">, Santos &amp; </w:t>
-            </w:r>
-            <w:proofErr w:type="spellStart"/>
-            <w:r>
-              <w:rPr>
-                <w:rFonts w:ascii="Times New Roman" w:eastAsia="Times New Roman" w:hAnsi="Times New Roman"/>
-                <w:sz w:val="17"/>
-                <w:lang w:val="en-US"/>
-              </w:rPr>
-              <w:t>Melo</w:t>
-            </w:r>
-            <w:proofErr w:type="spellEnd"/>
-            <w:r>
-              <w:rPr>
-                <w:rFonts w:ascii="Times New Roman" w:eastAsia="Times New Roman" w:hAnsi="Times New Roman"/>
-                <w:sz w:val="17"/>
-                <w:lang w:val="en-US"/>
-              </w:rPr>
-              <w:t xml:space="preserve"> (2026). Lifecycle-Aware </w:t>
+              <w:t xml:space="preserve">, Santos &amp; Melo (2026). Lifecycle-Aware </w:t>
             </w:r>
             <w:proofErr w:type="spellStart"/>
             <w:r>
@@ -2168,7 +2051,23 @@
                 <w:rFonts w:ascii="Times New Roman" w:eastAsia="Times New Roman" w:hAnsi="Times New Roman"/>
                 <w:sz w:val="17"/>
               </w:rPr>
-              <w:t xml:space="preserve"> of </w:t>
+              <w:t xml:space="preserve"> </w:t>
+            </w:r>
+            <w:proofErr w:type="spellStart"/>
+            <w:r>
+              <w:rPr>
+                <w:rFonts w:ascii="Times New Roman" w:eastAsia="Times New Roman" w:hAnsi="Times New Roman"/>
+                <w:sz w:val="17"/>
+              </w:rPr>
+              <w:t>of</w:t>
+            </w:r>
+            <w:proofErr w:type="spellEnd"/>
+            <w:r>
+              <w:rPr>
+                <w:rFonts w:ascii="Times New Roman" w:eastAsia="Times New Roman" w:hAnsi="Times New Roman"/>
+                <w:sz w:val="17"/>
+              </w:rPr>
+              <w:t xml:space="preserve"> </w:t>
             </w:r>
             <w:proofErr w:type="spellStart"/>
             <w:r>
@@ -2822,13 +2721,7 @@
         <w:rPr>
           <w:rFonts w:ascii="Times New Roman" w:eastAsia="Times New Roman" w:hAnsi="Times New Roman"/>
         </w:rPr>
-        <w:t xml:space="preserve"> Predominan los entornos empresariales y comerciales; el único dominio regulado explícito en los títulos es el de seguros (#6). Ningún tí</w:t>
-      </w:r>
-      <w:r>
-        <w:rPr>
-          <w:rFonts w:ascii="Times New Roman" w:eastAsia="Times New Roman" w:hAnsi="Times New Roman"/>
-        </w:rPr>
-        <w:t>tulo alude a gobierno digital o seguridad social.</w:t>
+        <w:t xml:space="preserve"> Predominan los entornos empresariales y comerciales; el único dominio regulado explícito en los títulos es el de seguros (#6). Ningún título alude a gobierno digital o seguridad social.</w:t>
       </w:r>
     </w:p>
     <w:p>
@@ -2881,19 +2774,7 @@
         <w:rPr>
           <w:rFonts w:ascii="Times New Roman" w:eastAsia="Times New Roman" w:hAnsi="Times New Roman"/>
         </w:rPr>
-        <w:t>(i) Una sola base de da</w:t>
-      </w:r>
-      <w:r>
-        <w:rPr>
-          <w:rFonts w:ascii="Times New Roman" w:eastAsia="Times New Roman" w:hAnsi="Times New Roman"/>
-        </w:rPr>
-        <w:t xml:space="preserve">tos (Scopus); (ii) muestra de 10 de 17 registros, seleccionada por orden de aparición y no por cribado de relevancia; (iii) para 7 de 10 estudios la lectura se limitó a título y metadatos; (iv) no se aplicó una evaluación formal de calidad metodológica de </w:t>
-      </w:r>
-      <w:r>
-        <w:rPr>
-          <w:rFonts w:ascii="Times New Roman" w:eastAsia="Times New Roman" w:hAnsi="Times New Roman"/>
-        </w:rPr>
-        <w:t>los estudios. Estos puntos deben mitigarse en la revisión completa ampliando a IEEE Xplore, ACM DL y Web of Science y aplicando doble cribado.</w:t>
+        <w:t>(i) Una sola base de datos (Scopus); (ii) muestra de 10 de 17 registros, seleccionada por orden de aparición y no por cribado de relevancia; (iii) para 7 de 10 estudios la lectura se limitó a título y metadatos; (iv) no se aplicó una evaluación formal de calidad metodológica de los estudios. Estos puntos deben mitigarse en la revisión completa ampliando a IEEE Xplore, ACM DL y Web of Science y aplicando doble cribado.</w:t>
       </w:r>
     </w:p>
     <w:p>
@@ -2945,14 +2826,7 @@
           <w:rFonts w:ascii="Times New Roman" w:eastAsia="Times New Roman" w:hAnsi="Times New Roman"/>
           <w:sz w:val="20"/>
         </w:rPr>
-        <w:t>Alen</w:t>
-      </w:r>
-      <w:r>
-        <w:rPr>
-          <w:rFonts w:ascii="Times New Roman" w:eastAsia="Times New Roman" w:hAnsi="Times New Roman"/>
-          <w:sz w:val="20"/>
-        </w:rPr>
-        <w:t>ezi</w:t>
+        <w:t>Alenezi</w:t>
       </w:r>
       <w:proofErr w:type="spellEnd"/>
       <w:r>
@@ -3023,14 +2897,7 @@
           <w:rFonts w:ascii="Times New Roman" w:eastAsia="Times New Roman" w:hAnsi="Times New Roman"/>
           <w:sz w:val="20"/>
         </w:rPr>
-        <w:t>): https://ieeexplore.ieee.o</w:t>
-      </w:r>
-      <w:r>
-        <w:rPr>
-          <w:rFonts w:ascii="Times New Roman" w:eastAsia="Times New Roman" w:hAnsi="Times New Roman"/>
-          <w:sz w:val="20"/>
-        </w:rPr>
-        <w:t>rg/document/11475963</w:t>
+        <w:t>): https://ieeexplore.ieee.org/document/11475963</w:t>
       </w:r>
     </w:p>
     <w:p>
@@ -3043,14 +2910,7 @@
           <w:rFonts w:ascii="Times New Roman" w:eastAsia="Times New Roman" w:hAnsi="Times New Roman"/>
           <w:sz w:val="20"/>
         </w:rPr>
-        <w:t>• IEEE Xplore, pendientes de asignar a los estudios #5, #6, #8, #9 y #10 (se registraron 4 enlaces para 5 estudios): /document/11537001, /document/11541931, /document/11503623, /document/11577868. El estudio #9 también está en arXiv:26</w:t>
-      </w:r>
-      <w:r>
-        <w:rPr>
-          <w:rFonts w:ascii="Times New Roman" w:eastAsia="Times New Roman" w:hAnsi="Times New Roman"/>
-          <w:sz w:val="20"/>
-        </w:rPr>
-        <w:t>03.02512.</w:t>
+        <w:t>• IEEE Xplore, pendientes de asignar a los estudios #5, #6, #8, #9 y #10 (se registraron 4 enlaces para 5 estudios): /document/11537001, /document/11541931, /document/11503623, /document/11577868. El estudio #9 también está en arXiv:2603.02512.</w:t>
       </w:r>
     </w:p>
     <w:p>
@@ -3082,7 +2942,7 @@
           <w:szCs w:val="28"/>
         </w:rPr>
         <w:lastRenderedPageBreak/>
-        <w:t xml:space="preserve">PRISMA 2020 </w:t>
+        <w:t xml:space="preserve">PRISMA 2020 Flow </w:t>
       </w:r>
       <w:proofErr w:type="spellStart"/>
       <w:r>
@@ -3094,30 +2954,6 @@
           <w:sz w:val="28"/>
           <w:szCs w:val="28"/>
         </w:rPr>
-        <w:t>Flow</w:t>
-      </w:r>
-      <w:proofErr w:type="spellEnd"/>
-      <w:r>
-        <w:rPr>
-          <w:rFonts w:ascii="Times New Roman" w:hAnsi="Times New Roman" w:cs="Times New Roman"/>
-          <w:b/>
-          <w:bCs/>
-          <w:color w:val="auto"/>
-          <w:sz w:val="28"/>
-          <w:szCs w:val="28"/>
-        </w:rPr>
-        <w:t xml:space="preserve"> </w:t>
-      </w:r>
-      <w:proofErr w:type="spellStart"/>
-      <w:r>
-        <w:rPr>
-          <w:rFonts w:ascii="Times New Roman" w:hAnsi="Times New Roman" w:cs="Times New Roman"/>
-          <w:b/>
-          <w:bCs/>
-          <w:color w:val="auto"/>
-          <w:sz w:val="28"/>
-          <w:szCs w:val="28"/>
-        </w:rPr>
         <w:t>Diagram</w:t>
       </w:r>
       <w:proofErr w:type="spellEnd"/>
@@ -3205,14 +3041,7 @@
           <w:rFonts w:ascii="Times New Roman" w:eastAsia="Times New Roman" w:hAnsi="Times New Roman"/>
           <w:lang w:val="en-US"/>
         </w:rPr>
-        <w:t xml:space="preserve"> PRISMA 2020 flow diagram for new systematic </w:t>
-      </w:r>
-      <w:r>
-        <w:rPr>
-          <w:rFonts w:ascii="Times New Roman" w:eastAsia="Times New Roman" w:hAnsi="Times New Roman"/>
-          <w:lang w:val="en-US"/>
-        </w:rPr>
-        <w:t xml:space="preserve">reviews which included searches of databases and registers only (Page et al., 2021). </w:t>
+        <w:t xml:space="preserve"> PRISMA 2020 flow diagram for new systematic reviews which included searches of databases and registers only (Page et al., 2021). </w:t>
       </w:r>
       <w:r>
         <w:rPr>
@@ -3279,15 +3108,7 @@
           <w:i/>
           <w:sz w:val="19"/>
         </w:rPr>
-        <w:t>Figura 1. Diagrama de flujo PRISMA 2020 de la mini</w:t>
-      </w:r>
-      <w:r>
-        <w:rPr>
-          <w:rFonts w:ascii="Times New Roman" w:eastAsia="Times New Roman" w:hAnsi="Times New Roman"/>
-          <w:i/>
-          <w:sz w:val="19"/>
-        </w:rPr>
-        <w:t xml:space="preserve"> revisión sistemática. Fuente: elaboración propia, adaptado de Page et al. </w:t>
+        <w:t xml:space="preserve">Figura 1. Diagrama de flujo PRISMA 2020 de la mini revisión sistemática. Fuente: elaboración propia, adaptado de Page et al. </w:t>
       </w:r>
     </w:p>
     <w:p>
@@ -3349,21 +3170,8 @@
           <w:sz w:val="28"/>
           <w:szCs w:val="28"/>
         </w:rPr>
-        <w:t xml:space="preserve"> </w:t>
-      </w:r>
-      <w:proofErr w:type="spellStart"/>
-      <w:r>
-        <w:rPr>
-          <w:rFonts w:ascii="Times New Roman" w:hAnsi="Times New Roman" w:cs="Times New Roman"/>
-          <w:b/>
-          <w:bCs/>
-          <w:color w:val="auto"/>
-          <w:sz w:val="28"/>
-          <w:szCs w:val="28"/>
-        </w:rPr>
-        <w:t>Table</w:t>
-      </w:r>
-      <w:proofErr w:type="spellEnd"/>
+        <w:t xml:space="preserve"> Table</w:t>
+      </w:r>
     </w:p>
     <w:p>
       <w:pPr>
@@ -3456,14 +3264,7 @@
           <w:rFonts w:ascii="Times New Roman" w:eastAsia="Times New Roman" w:hAnsi="Times New Roman"/>
           <w:sz w:val="21"/>
         </w:rPr>
-        <w:t>Se identificó al menos un gap candidato por tipo</w:t>
-      </w:r>
-      <w:r>
-        <w:rPr>
-          <w:rFonts w:ascii="Times New Roman" w:eastAsia="Times New Roman" w:hAnsi="Times New Roman"/>
-          <w:sz w:val="21"/>
-        </w:rPr>
-        <w:t>.</w:t>
+        <w:t>Se identificó al menos un gap candidato por tipo.</w:t>
       </w:r>
     </w:p>
     <w:tbl>
@@ -3770,7 +3571,39 @@
                 <w:rFonts w:ascii="Times New Roman" w:eastAsia="Times New Roman" w:hAnsi="Times New Roman"/>
                 <w:sz w:val="17"/>
               </w:rPr>
-              <w:t xml:space="preserve"> Science Research: construir un artefacto de gobernanza y evaluarlo en ciclos, con métricas de cumplimiento (p. ej., puntaje de conformidad) y comparación antes/después o con grupo de control.</w:t>
+              <w:t xml:space="preserve"> </w:t>
+            </w:r>
+            <w:proofErr w:type="spellStart"/>
+            <w:r>
+              <w:rPr>
+                <w:rFonts w:ascii="Times New Roman" w:eastAsia="Times New Roman" w:hAnsi="Times New Roman"/>
+                <w:sz w:val="17"/>
+              </w:rPr>
+              <w:t>Science</w:t>
+            </w:r>
+            <w:proofErr w:type="spellEnd"/>
+            <w:r>
+              <w:rPr>
+                <w:rFonts w:ascii="Times New Roman" w:eastAsia="Times New Roman" w:hAnsi="Times New Roman"/>
+                <w:sz w:val="17"/>
+              </w:rPr>
+              <w:t xml:space="preserve"> </w:t>
+            </w:r>
+            <w:proofErr w:type="spellStart"/>
+            <w:r>
+              <w:rPr>
+                <w:rFonts w:ascii="Times New Roman" w:eastAsia="Times New Roman" w:hAnsi="Times New Roman"/>
+                <w:sz w:val="17"/>
+              </w:rPr>
+              <w:t>Research</w:t>
+            </w:r>
+            <w:proofErr w:type="spellEnd"/>
+            <w:r>
+              <w:rPr>
+                <w:rFonts w:ascii="Times New Roman" w:eastAsia="Times New Roman" w:hAnsi="Times New Roman"/>
+                <w:sz w:val="17"/>
+              </w:rPr>
+              <w:t>: construir un artefacto de gobernanza y evaluarlo en ciclos, con métricas de cumplimiento (p. ej., puntaje de conformidad) y comparación antes/después o con grupo de control.</w:t>
             </w:r>
           </w:p>
         </w:tc>
@@ -3991,15 +3824,7 @@
           <w:sz w:val="20"/>
           <w:lang w:val="en-US"/>
         </w:rPr>
-        <w:t>Agentic artificial intelligence in software engineering: Integration points, architectural frameworks, empirical evaluation, and go</w:t>
-      </w:r>
-      <w:r>
-        <w:rPr>
-          <w:rFonts w:ascii="Times New Roman" w:eastAsia="Times New Roman" w:hAnsi="Times New Roman"/>
-          <w:sz w:val="20"/>
-          <w:lang w:val="en-US"/>
-        </w:rPr>
-        <w:t>vernance. International Journal of Technology, 17(4). https://ijtech.eng.ui.ac.id/article/view/8380</w:t>
+        <w:t>Agentic artificial intelligence in software engineering: Integration points, architectural frameworks, empirical evaluation, and governance. International Journal of Technology, 17(4). https://ijtech.eng.ui.ac.id/article/view/8380</w:t>
       </w:r>
     </w:p>
     <w:p>
@@ -4032,15 +3857,7 @@
           <w:sz w:val="20"/>
           <w:lang w:val="en-US"/>
         </w:rPr>
-        <w:t>LLM-native applications: Toward a new paradigm in software engi</w:t>
-      </w:r>
-      <w:r>
-        <w:rPr>
-          <w:rFonts w:ascii="Times New Roman" w:eastAsia="Times New Roman" w:hAnsi="Times New Roman"/>
-          <w:sz w:val="20"/>
-          <w:lang w:val="en-US"/>
-        </w:rPr>
-        <w:t>neering. In Proceedings of the 48th IEEE/ACM International Conference on Software Engineering: Companion Proceedings (ICSE Companion 2026). https://doi.org/10.1145/3774748.3795680</w:t>
+        <w:t>LLM-native applications: Toward a new paradigm in software engineering. In Proceedings of the 48th IEEE/ACM International Conference on Software Engineering: Companion Proceedings (ICSE Companion 2026). https://doi.org/10.1145/3774748.3795680</w:t>
       </w:r>
     </w:p>
     <w:p>
@@ -4091,15 +3908,7 @@
           <w:sz w:val="20"/>
           <w:lang w:val="en-US"/>
         </w:rPr>
-        <w:t xml:space="preserve"> assis</w:t>
-      </w:r>
-      <w:r>
-        <w:rPr>
-          <w:rFonts w:ascii="Times New Roman" w:eastAsia="Times New Roman" w:hAnsi="Times New Roman"/>
-          <w:sz w:val="20"/>
-          <w:lang w:val="en-US"/>
-        </w:rPr>
-        <w:t>tance with MCP via context refinement loops: A reference architecture. In FSE Companion 2026: Proceedings of the 34th ACM International Conference on the Foundations of Software Engineering. https://doi.org/10.1145/3803437.3805617</w:t>
+        <w:t xml:space="preserve"> assistance with MCP via context refinement loops: A reference architecture. In FSE Companion 2026: Proceedings of the 34th ACM International Conference on the Foundations of Software Engineering. https://doi.org/10.1145/3803437.3805617</w:t>
       </w:r>
     </w:p>
     <w:p>
@@ -4126,15 +3935,7 @@
           <w:sz w:val="20"/>
           <w:lang w:val="en-US"/>
         </w:rPr>
-        <w:t>, S. (2026). Human-</w:t>
-      </w:r>
-      <w:r>
-        <w:rPr>
-          <w:rFonts w:ascii="Times New Roman" w:eastAsia="Times New Roman" w:hAnsi="Times New Roman"/>
-          <w:sz w:val="20"/>
-          <w:lang w:val="en-US"/>
-        </w:rPr>
-        <w:t>certified module repositories for the AI age. In IEEE International Conference on Automation, Quality and Testing, Robotics (AQTR 2026). arXiv:2603.02512.</w:t>
+        <w:t>, S. (2026). Human-certified module repositories for the AI age. In IEEE International Conference on Automation, Quality and Testing, Robotics (AQTR 2026). arXiv:2603.02512.</w:t>
       </w:r>
     </w:p>
     <w:p>
@@ -4145,8 +3946,6 @@
           <w:lang w:val="en-US"/>
         </w:rPr>
       </w:pPr>
-      <w:bookmarkStart w:id="0" w:name="_GoBack"/>
-      <w:bookmarkEnd w:id="0"/>
       <w:proofErr w:type="spellStart"/>
       <w:r>
         <w:rPr>
@@ -4164,15 +3963,7 @@
           <w:sz w:val="20"/>
           <w:lang w:val="en-US"/>
         </w:rPr>
-        <w:t>, S. (2026). Governed agentic AI for software platforms: A reference architecture for saf</w:t>
-      </w:r>
-      <w:r>
-        <w:rPr>
-          <w:rFonts w:ascii="Times New Roman" w:eastAsia="Times New Roman" w:hAnsi="Times New Roman"/>
-          <w:sz w:val="20"/>
-          <w:lang w:val="en-US"/>
-        </w:rPr>
-        <w:t xml:space="preserve">e autonomy at scale. In IEEE </w:t>
+        <w:t xml:space="preserve">, S. (2026). Governed agentic AI for software platforms: A reference architecture for safe autonomy at scale. In IEEE </w:t>
       </w:r>
       <w:proofErr w:type="spellStart"/>
       <w:r>
@@ -4217,7 +4008,7 @@
           <w:sz w:val="20"/>
           <w:lang w:val="en-US"/>
         </w:rPr>
-        <w:t xml:space="preserve">, O., </w:t>
+        <w:t xml:space="preserve">, O., Sokol, V., </w:t>
       </w:r>
       <w:proofErr w:type="spellStart"/>
       <w:r>
@@ -4226,7 +4017,7 @@
           <w:sz w:val="20"/>
           <w:lang w:val="en-US"/>
         </w:rPr>
-        <w:t>Sokol</w:t>
+        <w:t>Akhiiezer</w:t>
       </w:r>
       <w:proofErr w:type="spellEnd"/>
       <w:r>
@@ -4235,7 +4026,7 @@
           <w:sz w:val="20"/>
           <w:lang w:val="en-US"/>
         </w:rPr>
-        <w:t xml:space="preserve">, V., </w:t>
+        <w:t xml:space="preserve">, O., … </w:t>
       </w:r>
       <w:proofErr w:type="spellStart"/>
       <w:r>
@@ -4244,7 +4035,7 @@
           <w:sz w:val="20"/>
           <w:lang w:val="en-US"/>
         </w:rPr>
-        <w:t>Akhiiezer</w:t>
+        <w:t>Nadtochyi</w:t>
       </w:r>
       <w:proofErr w:type="spellEnd"/>
       <w:r>
@@ -4253,7 +4044,7 @@
           <w:sz w:val="20"/>
           <w:lang w:val="en-US"/>
         </w:rPr>
-        <w:t xml:space="preserve">, O., … </w:t>
+        <w:t xml:space="preserve">, M., &amp; </w:t>
       </w:r>
       <w:proofErr w:type="spellStart"/>
       <w:r>
@@ -4262,7 +4053,7 @@
           <w:sz w:val="20"/>
           <w:lang w:val="en-US"/>
         </w:rPr>
-        <w:t>Nadtochyi</w:t>
+        <w:t>Balagura</w:t>
       </w:r>
       <w:proofErr w:type="spellEnd"/>
       <w:r>
@@ -4271,33 +4062,7 @@
           <w:sz w:val="20"/>
           <w:lang w:val="en-US"/>
         </w:rPr>
-        <w:t xml:space="preserve">, M., &amp; </w:t>
-      </w:r>
-      <w:proofErr w:type="spellStart"/>
-      <w:r>
-        <w:rPr>
-          <w:rFonts w:ascii="Times New Roman" w:eastAsia="Times New Roman" w:hAnsi="Times New Roman"/>
-          <w:sz w:val="20"/>
-          <w:lang w:val="en-US"/>
-        </w:rPr>
-        <w:t>Balagura</w:t>
-      </w:r>
-      <w:proofErr w:type="spellEnd"/>
-      <w:r>
-        <w:rPr>
-          <w:rFonts w:ascii="Times New Roman" w:eastAsia="Times New Roman" w:hAnsi="Times New Roman"/>
-          <w:sz w:val="20"/>
-          <w:lang w:val="en-US"/>
-        </w:rPr>
-        <w:t>, D. (2026). Zero-trust conceptual architecture for secure integration of large language model</w:t>
-      </w:r>
-      <w:r>
-        <w:rPr>
-          <w:rFonts w:ascii="Times New Roman" w:eastAsia="Times New Roman" w:hAnsi="Times New Roman"/>
-          <w:sz w:val="20"/>
-          <w:lang w:val="en-US"/>
-        </w:rPr>
-        <w:t>s and autonomous AI agents. In ICHORA 2026 (8th International Congress on Human-Computer Interaction, Optimization and Robotic Applications).</w:t>
+        <w:t>, D. (2026). Zero-trust conceptual architecture for secure integration of large language models and autonomous AI agents. In ICHORA 2026 (8th International Congress on Human-Computer Interaction, Optimization and Robotic Applications).</w:t>
       </w:r>
     </w:p>
     <w:p>
@@ -4332,15 +4097,7 @@
           <w:sz w:val="20"/>
           <w:lang w:val="en-US"/>
         </w:rPr>
-        <w:t xml:space="preserve"> 2026</w:t>
-      </w:r>
-      <w:r>
-        <w:rPr>
-          <w:rFonts w:ascii="Times New Roman" w:eastAsia="Times New Roman" w:hAnsi="Times New Roman"/>
-          <w:sz w:val="20"/>
-          <w:lang w:val="en-US"/>
-        </w:rPr>
-        <w:t xml:space="preserve"> (20th Annual IEEE International Systems Conference).</w:t>
+        <w:t xml:space="preserve"> 2026 (20th Annual IEEE International Systems Conference).</w:t>
       </w:r>
     </w:p>
     <w:p>
@@ -4402,15 +4159,7 @@
           <w:sz w:val="20"/>
           <w:lang w:val="en-US"/>
         </w:rPr>
-        <w:t xml:space="preserve">, H. </w:t>
-      </w:r>
-      <w:r>
-        <w:rPr>
-          <w:rFonts w:ascii="Times New Roman" w:eastAsia="Times New Roman" w:hAnsi="Times New Roman"/>
-          <w:sz w:val="20"/>
-          <w:lang w:val="en-US"/>
-        </w:rPr>
-        <w:t xml:space="preserve">K. (2026). Agentic dashboard generation from natural language on </w:t>
+        <w:t xml:space="preserve">, H. K. (2026). Agentic dashboard generation from natural language on </w:t>
       </w:r>
       <w:proofErr w:type="spellStart"/>
       <w:r>
@@ -4491,15 +4240,7 @@
           <w:sz w:val="20"/>
           <w:lang w:val="en-US"/>
         </w:rPr>
-        <w:t>, Y. S. (2026). Compliance-awar</w:t>
-      </w:r>
-      <w:r>
-        <w:rPr>
-          <w:rFonts w:ascii="Times New Roman" w:eastAsia="Times New Roman" w:hAnsi="Times New Roman"/>
-          <w:sz w:val="20"/>
-          <w:lang w:val="en-US"/>
-        </w:rPr>
-        <w:t>e generative AI for life insurance document synthesis: A reference architecture. In ICAISET 2026.</w:t>
+        <w:t>, Y. S. (2026). Compliance-aware generative AI for life insurance document synthesis: A reference architecture. In ICAISET 2026.</w:t>
       </w:r>
     </w:p>
     <w:p>
@@ -4516,15 +4257,7 @@
           <w:sz w:val="20"/>
           <w:lang w:val="en-US"/>
         </w:rPr>
-        <w:t>Stein, H. (2026). Toward a taxonomy of generative AI use cases in business contexts: Integrating complexity, risk, and strategy. Journal of Computational Scie</w:t>
-      </w:r>
-      <w:r>
-        <w:rPr>
-          <w:rFonts w:ascii="Times New Roman" w:eastAsia="Times New Roman" w:hAnsi="Times New Roman"/>
-          <w:sz w:val="20"/>
-          <w:lang w:val="en-US"/>
-        </w:rPr>
-        <w:t>nce, 96, 102826. https://www.sciencedirect.com/science/article/pii/S187775032600044X</w:t>
+        <w:t>Stein, H. (2026). Toward a taxonomy of generative AI use cases in business contexts: Integrating complexity, risk, and strategy. Journal of Computational Science, 96, 102826. https://www.sciencedirect.com/science/article/pii/S187775032600044X</w:t>
       </w:r>
     </w:p>
     <w:sectPr>
@@ -4538,7 +4271,7 @@
 </file>
 
 <file path=word/numbering.xml><?xml version="1.0" encoding="utf-8"?>
-<w:numbering xmlns:wpc="http://schemas.microsoft.com/office/word/2010/wordprocessingCanvas" xmlns:cx="http://schemas.microsoft.com/office/drawing/2014/chartex" xmlns:mc="http://schemas.openxmlformats.org/markup-compatibility/2006" xmlns:o="urn:schemas-microsoft-com:office:office" xmlns:r="http://schemas.openxmlformats.org/officeDocument/2006/relationships" xmlns:m="http://schemas.openxmlformats.org/officeDocument/2006/math" xmlns:v="urn:schemas-microsoft-com:vml" xmlns:wp14="http://schemas.microsoft.com/office/word/2010/wordprocessingDrawing" xmlns:wp="http://schemas.openxmlformats.org/drawingml/2006/wordprocessingDrawing" xmlns:w10="urn:schemas-microsoft-com:office:word" xmlns:w="http://schemas.openxmlformats.org/wordprocessingml/2006/main" xmlns:w14="http://schemas.microsoft.com/office/word/2010/wordml" xmlns:w15="http://schemas.microsoft.com/office/word/2012/wordml" xmlns:w16se="http://schemas.microsoft.com/office/word/2015/wordml/symex" xmlns:wpg="http://schemas.microsoft.com/office/word/2010/wordprocessingGroup" xmlns:wpi="http://schemas.microsoft.com/office/word/2010/wordprocessingInk" xmlns:wne="http://schemas.microsoft.com/office/word/2006/wordml" xmlns:wps="http://schemas.microsoft.com/office/word/2010/wordprocessingShape" mc:Ignorable="w14 w15 w16se wp14">
+<w:numbering xmlns:wpc="http://schemas.microsoft.com/office/word/2010/wordprocessingCanvas" xmlns:cx="http://schemas.microsoft.com/office/drawing/2014/chartex" xmlns:cx1="http://schemas.microsoft.com/office/drawing/2015/9/8/chartex" xmlns:cx2="http://schemas.microsoft.com/office/drawing/2015/10/21/chartex" xmlns:cx3="http://schemas.microsoft.com/office/drawing/2016/5/9/chartex" xmlns:cx4="http://schemas.microsoft.com/office/drawing/2016/5/10/chartex" xmlns:cx5="http://schemas.microsoft.com/office/drawing/2016/5/11/chartex" xmlns:cx6="http://schemas.microsoft.com/office/drawing/2016/5/12/chartex" xmlns:cx7="http://schemas.microsoft.com/office/drawing/2016/5/13/chartex" xmlns:cx8="http://schemas.microsoft.com/office/drawing/2016/5/14/chartex" xmlns:mc="http://schemas.openxmlformats.org/markup-compatibility/2006" xmlns:aink="http://schemas.microsoft.com/office/drawing/2016/ink" xmlns:am3d="http://schemas.microsoft.com/office/drawing/2017/model3d" xmlns:o="urn:schemas-microsoft-com:office:office" xmlns:r="http://schemas.openxmlformats.org/officeDocument/2006/relationships" xmlns:m="http://schemas.openxmlformats.org/officeDocument/2006/math" xmlns:v="urn:schemas-microsoft-com:vml" xmlns:wp14="http://schemas.microsoft.com/office/word/2010/wordprocessingDrawing" xmlns:wp="http://schemas.openxmlformats.org/drawingml/2006/wordprocessingDrawing" xmlns:w10="urn:schemas-microsoft-com:office:word" xmlns:w="http://schemas.openxmlformats.org/wordprocessingml/2006/main" xmlns:w14="http://schemas.microsoft.com/office/word/2010/wordml" xmlns:w15="http://schemas.microsoft.com/office/word/2012/wordml" xmlns:w16cid="http://schemas.microsoft.com/office/word/2016/wordml/cid" xmlns:w16se="http://schemas.microsoft.com/office/word/2015/wordml/symex" xmlns:wpg="http://schemas.microsoft.com/office/word/2010/wordprocessingGroup" xmlns:wpi="http://schemas.microsoft.com/office/word/2010/wordprocessingInk" xmlns:wne="http://schemas.microsoft.com/office/word/2006/wordml" xmlns:wps="http://schemas.microsoft.com/office/word/2010/wordprocessingShape" mc:Ignorable="w14 w15 w16se w16cid wp14">
   <w:abstractNum w:abstractNumId="0" w15:restartNumberingAfterBreak="0">
     <w:nsid w:val="03A61E00"/>
     <w:multiLevelType w:val="hybridMultilevel"/>
@@ -5506,7 +5239,7 @@
 </file>
 
 <file path=word/styles.xml><?xml version="1.0" encoding="utf-8"?>
-<w:styles xmlns:mc="http://schemas.openxmlformats.org/markup-compatibility/2006" xmlns:r="http://schemas.openxmlformats.org/officeDocument/2006/relationships" xmlns:w="http://schemas.openxmlformats.org/wordprocessingml/2006/main" xmlns:w14="http://schemas.microsoft.com/office/word/2010/wordml" xmlns:w15="http://schemas.microsoft.com/office/word/2012/wordml" xmlns:w16se="http://schemas.microsoft.com/office/word/2015/wordml/symex" mc:Ignorable="w14 w15 w16se">
+<w:styles xmlns:mc="http://schemas.openxmlformats.org/markup-compatibility/2006" xmlns:r="http://schemas.openxmlformats.org/officeDocument/2006/relationships" xmlns:w="http://schemas.openxmlformats.org/wordprocessingml/2006/main" xmlns:w14="http://schemas.microsoft.com/office/word/2010/wordml" xmlns:w15="http://schemas.microsoft.com/office/word/2012/wordml" xmlns:w16cid="http://schemas.microsoft.com/office/word/2016/wordml/cid" xmlns:w16se="http://schemas.microsoft.com/office/word/2015/wordml/symex" mc:Ignorable="w14 w15 w16se w16cid">
   <w:docDefaults>
     <w:rPrDefault>
       <w:rPr>
@@ -5518,7 +5251,7 @@
     </w:rPrDefault>
     <w:pPrDefault/>
   </w:docDefaults>
-  <w:latentStyles w:defLockedState="0" w:defUIPriority="99" w:defSemiHidden="0" w:defUnhideWhenUsed="0" w:defQFormat="0" w:count="371">
+  <w:latentStyles w:defLockedState="0" w:defUIPriority="99" w:defSemiHidden="0" w:defUnhideWhenUsed="0" w:defQFormat="0" w:count="375">
     <w:lsdException w:name="Normal" w:uiPriority="0" w:qFormat="1"/>
     <w:lsdException w:name="heading 1" w:uiPriority="9" w:qFormat="1"/>
     <w:lsdException w:name="heading 2" w:semiHidden="1" w:uiPriority="9" w:unhideWhenUsed="1" w:qFormat="1"/>
@@ -5624,7 +5357,6 @@
     <w:lsdException w:name="HTML Sample" w:semiHidden="1" w:unhideWhenUsed="1"/>
     <w:lsdException w:name="HTML Typewriter" w:semiHidden="1" w:unhideWhenUsed="1"/>
     <w:lsdException w:name="HTML Variable" w:semiHidden="1" w:unhideWhenUsed="1"/>
-    <w:lsdException w:name="Normal Table" w:semiHidden="1" w:unhideWhenUsed="1"/>
     <w:lsdException w:name="annotation subject" w:semiHidden="1" w:unhideWhenUsed="1"/>
     <w:lsdException w:name="No List" w:semiHidden="1" w:unhideWhenUsed="1"/>
     <w:lsdException w:name="Outline List 1" w:semiHidden="1" w:unhideWhenUsed="1"/>
@@ -5668,10 +5400,8 @@
     <w:lsdException w:name="Table Elegant" w:semiHidden="1" w:unhideWhenUsed="1"/>
     <w:lsdException w:name="Table Professional" w:semiHidden="1" w:unhideWhenUsed="1"/>
     <w:lsdException w:name="Table Subtle 1" w:semiHidden="1" w:unhideWhenUsed="1"/>
-    <w:lsdException w:name="Table Subtle 2" w:semiHidden="1" w:unhideWhenUsed="1"/>
     <w:lsdException w:name="Table Web 1" w:semiHidden="1" w:unhideWhenUsed="1"/>
     <w:lsdException w:name="Table Web 2" w:semiHidden="1" w:unhideWhenUsed="1"/>
-    <w:lsdException w:name="Table Web 3" w:semiHidden="1" w:unhideWhenUsed="1"/>
     <w:lsdException w:name="Balloon Text" w:semiHidden="1" w:unhideWhenUsed="1"/>
     <w:lsdException w:name="Table Grid" w:uiPriority="39"/>
     <w:lsdException w:name="Table Theme" w:semiHidden="1" w:unhideWhenUsed="1"/>
@@ -5890,6 +5620,10 @@
     <w:lsdException w:name="List Table 5 Dark Accent 6" w:uiPriority="50"/>
     <w:lsdException w:name="List Table 6 Colorful Accent 6" w:uiPriority="51"/>
     <w:lsdException w:name="List Table 7 Colorful Accent 6" w:uiPriority="52"/>
+    <w:lsdException w:name="Mention" w:semiHidden="1" w:unhideWhenUsed="1"/>
+    <w:lsdException w:name="Smart Hyperlink" w:semiHidden="1" w:unhideWhenUsed="1"/>
+    <w:lsdException w:name="Hashtag" w:semiHidden="1" w:unhideWhenUsed="1"/>
+    <w:lsdException w:name="Unresolved Mention" w:semiHidden="1" w:unhideWhenUsed="1"/>
   </w:latentStyles>
   <w:style w:type="paragraph" w:default="1" w:styleId="Normal">
     <w:name w:val="Normal"/>
